--- a/downloads/documents/04 Units/Unit 01 - Nutrition and Wellness - Kitchen Skills and Smart Eating/Unit 01 - Nutrition and Wellness - Kitchen Skills and Smart Eating.docx
+++ b/downloads/documents/04 Units/Unit 01 - Nutrition and Wellness - Kitchen Skills and Smart Eating/Unit 01 - Nutrition and Wellness - Kitchen Skills and Smart Eating.docx
@@ -3913,7 +3913,7 @@
         <w:t xml:space="preserve"> </w:t>
       </w:r>
       <w:r>
-        <w:t xml:space="preserve">sentence starters for the pitch in Turkish, Portuguese, and Spanish (</w:t>
+        <w:t xml:space="preserve">sentence starters for the pitch in Spanish (</w:t>
       </w:r>
       <w:r>
         <w:rPr>
@@ -5270,13 +5270,13 @@
         <w:t xml:space="preserve">Vocabulary 01.md</w:t>
       </w:r>
       <w:r>
-        <w:t xml:space="preserve">: 40 Tier 3 terms across the four topics with a one-line student definition and columns for Turkish, Portuguese, and Spanish, to be checked by a native speaker, plus sentence starters for a lab role, for feedback, and for the pitch in all four languages.</w:t>
+        <w:t xml:space="preserve">: 40 Tier 3 terms across the four topics with a one-line student definition and a Spanish column, to be checked by a native speaker, plus sentence starters for a lab role, for feedback, and for the pitch in English and Spanish.</w:t>
       </w:r>
     </w:p>
     <w:sectPr>
       <w:headerReference w:type="default" r:id="rId9"/>
       <w:pgSz w:w="12240" w:h="15840"/>
-      <w:pgMar w:top="1440" w:bottom="1440" w:left="1440" w:right="1440" w:header="504"/>
+      <w:pgMar w:top="1296" w:bottom="1296" w:left="1296" w:right="1296" w:header="504"/>
     </w:sectPr>
   </w:body>
 </w:document>

--- a/downloads/documents/04 Units/Unit 01 - Nutrition and Wellness - Kitchen Skills and Smart Eating/Unit 01 - Nutrition and Wellness - Kitchen Skills and Smart Eating.docx
+++ b/downloads/documents/04 Units/Unit 01 - Nutrition and Wellness - Kitchen Skills and Smart Eating/Unit 01 - Nutrition and Wellness - Kitchen Skills and Smart Eating.docx
@@ -3828,7 +3828,7 @@
         <w:t xml:space="preserve"> </w:t>
       </w:r>
       <w:r>
-        <w:t xml:space="preserve">A family of four (two adults, a 12-year-old, and a 6-year-old) has $40 for one dinner and the leftovers. One member has a stated need drawn from a card (a nut allergy, a vegetarian, an athlete who needs protein, a grandparent who needs low sodium, a picky six-year-old). The team’s job is to plan a dinner that meets MyPlate, fits the need, feeds four, and costs $40 or less priced from this week’s circular, then cook one dish from it and sell the plan to the class.</w:t>
+        <w:t xml:space="preserve">A family of four has $40 for tonight’s dinner, $10 a person. Each team draws one of three family cards; the card gives the family’s rules (allergies, food rules, likes), a short pantry list that costs $0, and about 45 minutes to cook. The team’s job is to plan a dinner that covers at least four MyPlate groups, breaks no rule on the card, feeds four, and costs $40 or less priced from this week’s circular, then cook one dish from it on a $20 station budget and sell the plan to the class.</w:t>
       </w:r>
     </w:p>
     <w:p>
@@ -3845,7 +3845,7 @@
         <w:t xml:space="preserve"> </w:t>
       </w:r>
       <w:r>
-        <w:t xml:space="preserve">(1) a meal plan sheet with the dish list and a MyPlate check; (2) a shopping list organized by store section with prices from the circular, unit price on at least two items, and a total at or under $40; (3) one dish from the plan cooked in the Budget Meal Lab and scored on the lab rubric; (4) a menu card; (5) a 60-second pitch.</w:t>
+        <w:t xml:space="preserve">(1) the priced plan on the Project Plan Sheet: every dish with its MyPlate group, every item priced from the circular with size, unit, quantity, and cost, a running total at or under $40, and a revision log; (2) the MyPlate check on the plan sheet, with proof that no rule on the family card is broken; (3) one dish from the plan, on a station card the team wrote, cooked in the Budget Meal Lab and scored on the lab rubric; (4) a menu card; (5) a 60-second pitch.</w:t>
       </w:r>
     </w:p>
     <w:p>
@@ -3896,7 +3896,7 @@
         <w:t xml:space="preserve"> </w:t>
       </w:r>
       <w:r>
-        <w:t xml:space="preserve">the main dish (from a list of six that fit the zero-knife, pre-cooked-meat rules, or a family dish the team proposes and I approve), the need card, the store (any circular I bring in or one the family uses), and the form of the menu card (drawn, cut paper, or a one-page digital layout).</w:t>
+        <w:t xml:space="preserve">the dishes (anything the family can eat, the circular sells, and $40 covers); the station dish (any dish from the plan that fits the room’s rules and $20, or the closest of three fallback cards: a rice and bean bowl, pasta with vegetables and jarred sauce, chicken quesadillas); and the form of the pitch (spoken, sung, a recorded sixty-second video, a read script, or a drawn menu poster with a teammate explaining it).</w:t>
       </w:r>
     </w:p>
     <w:p>

--- a/downloads/documents/04 Units/Unit 01 - Nutrition and Wellness - Kitchen Skills and Smart Eating/Unit 01 - Nutrition and Wellness - Kitchen Skills and Smart Eating.docx
+++ b/downloads/documents/04 Units/Unit 01 - Nutrition and Wellness - Kitchen Skills and Smart Eating/Unit 01 - Nutrition and Wellness - Kitchen Skills and Smart Eating.docx
@@ -1452,7 +1452,7 @@
         <w:pStyle w:val="Compact"/>
       </w:pPr>
       <w:r>
-        <w:t xml:space="preserve">The name and use of about 20 common kitchen tools, including the microwave, oven, and the small appliances in this room.</w:t>
+        <w:t xml:space="preserve">The name and use of nineteen common kitchen tools, plus the microwave, oven, and the small appliances in this room.</w:t>
       </w:r>
     </w:p>
     <w:p>
@@ -4931,7 +4931,7 @@
         <w:t xml:space="preserve">Handout 01.12 - Food Video Fact Check.md</w:t>
       </w:r>
       <w:r>
-        <w:t xml:space="preserve">; Lesson 1.13 station card and role cards (named by the Lesson 1.13 writer; expected</w:t>
+        <w:t xml:space="preserve">;</w:t>
       </w:r>
       <w:r>
         <w:t xml:space="preserve"> </w:t>
@@ -4946,7 +4946,7 @@
         <w:t xml:space="preserve"> </w:t>
       </w:r>
       <w:r>
-        <w:t xml:space="preserve">and</w:t>
+        <w:t xml:space="preserve">(the same eight roles as Lab 1);</w:t>
       </w:r>
       <w:r>
         <w:t xml:space="preserve"> </w:t>
@@ -4958,7 +4958,19 @@
         <w:t xml:space="preserve">Handout 01.13 - Station Card Sheet Pan Nachos.md</w:t>
       </w:r>
       <w:r>
-        <w:t xml:space="preserve">).</w:t>
+        <w:t xml:space="preserve">;</w:t>
+      </w:r>
+      <w:r>
+        <w:t xml:space="preserve"> </w:t>
+      </w:r>
+      <w:r>
+        <w:rPr>
+          <w:rStyle w:val="VerbatimChar"/>
+        </w:rPr>
+        <w:t xml:space="preserve">Handout 01.13 - Nacho Label Math.md</w:t>
+      </w:r>
+      <w:r>
+        <w:t xml:space="preserve">.</w:t>
       </w:r>
     </w:p>
     <w:p>
